--- a/fra/docx/021.content.docx
+++ b/fra/docx/021.content.docx
@@ -859,138 +859,102 @@
           <w:lang w:val="fr_FR" w:bidi="fr_FR"/>
         </w:rPr>
       </w:r>
-      <w:hyperlink r:id="rId13">
-        <w:r>
-          <w:rPr>
-            <w:lang w:val="fr_FR" w:bidi="fr_FR"/>
-          </w:rPr>
-          <w:rPr>
-            <w:color w:val="0000EE"/>
-            <w:u w:val="single"/>
-          </w:rPr>
-          <w:t>2 Samuel 3.31</w:t>
-        </w:r>
-      </w:hyperlink>
-    </w:p>
-    <w:p>
-      <w:pPr>
-        <w:pStyle w:val="ListBullet"/>
-        <w:spacing w:line="240" w:lineRule="auto"/>
-        <w:ind w:left="720"/>
-      </w:pPr>
-      <w:r>
-        <w:rPr>
-          <w:lang w:val="fr_FR" w:bidi="fr_FR"/>
-        </w:rPr>
-      </w:r>
-      <w:hyperlink r:id="rId14">
-        <w:r>
-          <w:rPr>
-            <w:lang w:val="fr_FR" w:bidi="fr_FR"/>
-          </w:rPr>
-          <w:rPr>
-            <w:color w:val="0000EE"/>
-            <w:u w:val="single"/>
-          </w:rPr>
-          <w:t>Genèse 37.34</w:t>
-        </w:r>
-      </w:hyperlink>
-    </w:p>
-    <w:p>
-      <w:pPr>
-        <w:pStyle w:val="ListBullet"/>
-        <w:spacing w:line="240" w:lineRule="auto"/>
-        <w:ind w:left="720"/>
-      </w:pPr>
-      <w:r>
-        <w:rPr>
-          <w:lang w:val="fr_FR" w:bidi="fr_FR"/>
-        </w:rPr>
-      </w:r>
-      <w:hyperlink r:id="rId15">
-        <w:r>
-          <w:rPr>
-            <w:lang w:val="fr_FR" w:bidi="fr_FR"/>
-          </w:rPr>
-          <w:rPr>
-            <w:color w:val="0000EE"/>
-            <w:u w:val="single"/>
-          </w:rPr>
-          <w:t>Joël 1.8–10</w:t>
-        </w:r>
-      </w:hyperlink>
-    </w:p>
-    <w:p>
-      <w:pPr>
-        <w:pStyle w:val="ListBullet"/>
-        <w:spacing w:line="240" w:lineRule="auto"/>
-        <w:ind w:left="720"/>
-      </w:pPr>
-      <w:r>
-        <w:rPr>
-          <w:lang w:val="fr_FR" w:bidi="fr_FR"/>
-        </w:rPr>
-      </w:r>
-      <w:hyperlink r:id="rId16">
-        <w:r>
-          <w:rPr>
-            <w:lang w:val="fr_FR" w:bidi="fr_FR"/>
-          </w:rPr>
-          <w:rPr>
-            <w:color w:val="0000EE"/>
-            <w:u w:val="single"/>
-          </w:rPr>
-          <w:t>Jonas 3.5</w:t>
-        </w:r>
-      </w:hyperlink>
-    </w:p>
-    <w:p>
-      <w:pPr>
-        <w:pStyle w:val="ListBullet"/>
-        <w:spacing w:line="240" w:lineRule="auto"/>
-        <w:ind w:left="720"/>
-      </w:pPr>
-      <w:r>
-        <w:rPr>
-          <w:lang w:val="fr_FR" w:bidi="fr_FR"/>
-        </w:rPr>
-      </w:r>
-      <w:hyperlink r:id="rId17">
-        <w:r>
-          <w:rPr>
-            <w:lang w:val="fr_FR" w:bidi="fr_FR"/>
-          </w:rPr>
-          <w:rPr>
-            <w:color w:val="0000EE"/>
-            <w:u w:val="single"/>
-          </w:rPr>
-          <w:t>Luc 10.13</w:t>
-        </w:r>
-      </w:hyperlink>
-    </w:p>
-    <w:p>
-      <w:pPr>
-        <w:pStyle w:val="ListBullet"/>
-        <w:spacing w:line="240" w:lineRule="auto"/>
-        <w:ind w:left="720"/>
-      </w:pPr>
-      <w:r>
-        <w:rPr>
-          <w:lang w:val="fr_FR" w:bidi="fr_FR"/>
-        </w:rPr>
-      </w:r>
-      <w:hyperlink r:id="rId18">
-        <w:r>
-          <w:rPr>
-            <w:lang w:val="fr_FR" w:bidi="fr_FR"/>
-          </w:rPr>
-          <w:rPr>
-            <w:color w:val="0000EE"/>
-            <w:u w:val="single"/>
-          </w:rPr>
-          <w:t>Matthieu 11.21</w:t>
-        </w:r>
-      </w:hyperlink>
+      <w:r>
+        <w:rPr>
+          <w:lang w:val="fr_FR" w:bidi="fr_FR"/>
+        </w:rPr>
+        <w:t>2 Samuel 3.31</w:t>
+      </w:r>
+    </w:p>
+    <w:p>
+      <w:pPr>
+        <w:pStyle w:val="ListBullet"/>
+        <w:spacing w:line="240" w:lineRule="auto"/>
+        <w:ind w:left="720"/>
+      </w:pPr>
+      <w:r>
+        <w:rPr>
+          <w:lang w:val="fr_FR" w:bidi="fr_FR"/>
+        </w:rPr>
+      </w:r>
+      <w:r>
+        <w:rPr>
+          <w:lang w:val="fr_FR" w:bidi="fr_FR"/>
+        </w:rPr>
+        <w:t>Genèse 37.34</w:t>
+      </w:r>
+    </w:p>
+    <w:p>
+      <w:pPr>
+        <w:pStyle w:val="ListBullet"/>
+        <w:spacing w:line="240" w:lineRule="auto"/>
+        <w:ind w:left="720"/>
+      </w:pPr>
+      <w:r>
+        <w:rPr>
+          <w:lang w:val="fr_FR" w:bidi="fr_FR"/>
+        </w:rPr>
+      </w:r>
+      <w:r>
+        <w:rPr>
+          <w:lang w:val="fr_FR" w:bidi="fr_FR"/>
+        </w:rPr>
+        <w:t>Joël 1.8–10</w:t>
+      </w:r>
+    </w:p>
+    <w:p>
+      <w:pPr>
+        <w:pStyle w:val="ListBullet"/>
+        <w:spacing w:line="240" w:lineRule="auto"/>
+        <w:ind w:left="720"/>
+      </w:pPr>
+      <w:r>
+        <w:rPr>
+          <w:lang w:val="fr_FR" w:bidi="fr_FR"/>
+        </w:rPr>
+      </w:r>
+      <w:r>
+        <w:rPr>
+          <w:lang w:val="fr_FR" w:bidi="fr_FR"/>
+        </w:rPr>
+        <w:t>Jonas 3.5</w:t>
+      </w:r>
+    </w:p>
+    <w:p>
+      <w:pPr>
+        <w:pStyle w:val="ListBullet"/>
+        <w:spacing w:line="240" w:lineRule="auto"/>
+        <w:ind w:left="720"/>
+      </w:pPr>
+      <w:r>
+        <w:rPr>
+          <w:lang w:val="fr_FR" w:bidi="fr_FR"/>
+        </w:rPr>
+      </w:r>
+      <w:r>
+        <w:rPr>
+          <w:lang w:val="fr_FR" w:bidi="fr_FR"/>
+        </w:rPr>
+        <w:t>Luc 10.13</w:t>
+      </w:r>
+    </w:p>
+    <w:p>
+      <w:pPr>
+        <w:pStyle w:val="ListBullet"/>
+        <w:spacing w:line="240" w:lineRule="auto"/>
+        <w:ind w:left="720"/>
+      </w:pPr>
+      <w:r>
+        <w:rPr>
+          <w:lang w:val="fr_FR" w:bidi="fr_FR"/>
+        </w:rPr>
+      </w:r>
+      <w:r>
+        <w:rPr>
+          <w:lang w:val="fr_FR" w:bidi="fr_FR"/>
+        </w:rPr>
+        <w:t>Matthieu 11.21</w:t>
+      </w:r>
     </w:p>
     <w:p>
       <w:pPr>
@@ -7491,138 +7455,102 @@
           <w:lang w:val="fr_FR" w:bidi="fr_FR"/>
         </w:rPr>
       </w:r>
-      <w:hyperlink r:id="rId19">
-        <w:r>
-          <w:rPr>
-            <w:lang w:val="fr_FR" w:bidi="fr_FR"/>
-          </w:rPr>
-          <w:rPr>
-            <w:color w:val="0000EE"/>
-            <w:u w:val="single"/>
-          </w:rPr>
-          <w:t>Amos 1.5</w:t>
-        </w:r>
-      </w:hyperlink>
-    </w:p>
-    <w:p>
-      <w:pPr>
-        <w:pStyle w:val="ListBullet"/>
-        <w:spacing w:line="240" w:lineRule="auto"/>
-        <w:ind w:left="720"/>
-      </w:pPr>
-      <w:r>
-        <w:rPr>
-          <w:lang w:val="fr_FR" w:bidi="fr_FR"/>
-        </w:rPr>
-      </w:r>
-      <w:hyperlink r:id="rId20">
-        <w:r>
-          <w:rPr>
-            <w:lang w:val="fr_FR" w:bidi="fr_FR"/>
-          </w:rPr>
-          <w:rPr>
-            <w:color w:val="0000EE"/>
-            <w:u w:val="single"/>
-          </w:rPr>
-          <w:t>Esther 4.11</w:t>
-        </w:r>
-      </w:hyperlink>
-    </w:p>
-    <w:p>
-      <w:pPr>
-        <w:pStyle w:val="ListBullet"/>
-        <w:spacing w:line="240" w:lineRule="auto"/>
-        <w:ind w:left="720"/>
-      </w:pPr>
-      <w:r>
-        <w:rPr>
-          <w:lang w:val="fr_FR" w:bidi="fr_FR"/>
-        </w:rPr>
-      </w:r>
-      <w:hyperlink r:id="rId21">
-        <w:r>
-          <w:rPr>
-            <w:lang w:val="fr_FR" w:bidi="fr_FR"/>
-          </w:rPr>
-          <w:rPr>
-            <w:color w:val="0000EE"/>
-            <w:u w:val="single"/>
-          </w:rPr>
-          <w:t>Genèse 49.10</w:t>
-        </w:r>
-      </w:hyperlink>
-    </w:p>
-    <w:p>
-      <w:pPr>
-        <w:pStyle w:val="ListBullet"/>
-        <w:spacing w:line="240" w:lineRule="auto"/>
-        <w:ind w:left="720"/>
-      </w:pPr>
-      <w:r>
-        <w:rPr>
-          <w:lang w:val="fr_FR" w:bidi="fr_FR"/>
-        </w:rPr>
-      </w:r>
-      <w:hyperlink r:id="rId22">
-        <w:r>
-          <w:rPr>
-            <w:lang w:val="fr_FR" w:bidi="fr_FR"/>
-          </w:rPr>
-          <w:rPr>
-            <w:color w:val="0000EE"/>
-            <w:u w:val="single"/>
-          </w:rPr>
-          <w:t>Hébreux 1.8</w:t>
-        </w:r>
-      </w:hyperlink>
-    </w:p>
-    <w:p>
-      <w:pPr>
-        <w:pStyle w:val="ListBullet"/>
-        <w:spacing w:line="240" w:lineRule="auto"/>
-        <w:ind w:left="720"/>
-      </w:pPr>
-      <w:r>
-        <w:rPr>
-          <w:lang w:val="fr_FR" w:bidi="fr_FR"/>
-        </w:rPr>
-      </w:r>
-      <w:hyperlink r:id="rId23">
-        <w:r>
-          <w:rPr>
-            <w:lang w:val="fr_FR" w:bidi="fr_FR"/>
-          </w:rPr>
-          <w:rPr>
-            <w:color w:val="0000EE"/>
-            <w:u w:val="single"/>
-          </w:rPr>
-          <w:t>Nombres 21.18</w:t>
-        </w:r>
-      </w:hyperlink>
-    </w:p>
-    <w:p>
-      <w:pPr>
-        <w:pStyle w:val="ListBullet"/>
-        <w:spacing w:line="240" w:lineRule="auto"/>
-        <w:ind w:left="720"/>
-      </w:pPr>
-      <w:r>
-        <w:rPr>
-          <w:lang w:val="fr_FR" w:bidi="fr_FR"/>
-        </w:rPr>
-      </w:r>
-      <w:hyperlink r:id="rId24">
-        <w:r>
-          <w:rPr>
-            <w:lang w:val="fr_FR" w:bidi="fr_FR"/>
-          </w:rPr>
-          <w:rPr>
-            <w:color w:val="0000EE"/>
-            <w:u w:val="single"/>
-          </w:rPr>
-          <w:t>Psaumes 45.7</w:t>
-        </w:r>
-      </w:hyperlink>
+      <w:r>
+        <w:rPr>
+          <w:lang w:val="fr_FR" w:bidi="fr_FR"/>
+        </w:rPr>
+        <w:t>Amos 1.5</w:t>
+      </w:r>
+    </w:p>
+    <w:p>
+      <w:pPr>
+        <w:pStyle w:val="ListBullet"/>
+        <w:spacing w:line="240" w:lineRule="auto"/>
+        <w:ind w:left="720"/>
+      </w:pPr>
+      <w:r>
+        <w:rPr>
+          <w:lang w:val="fr_FR" w:bidi="fr_FR"/>
+        </w:rPr>
+      </w:r>
+      <w:r>
+        <w:rPr>
+          <w:lang w:val="fr_FR" w:bidi="fr_FR"/>
+        </w:rPr>
+        <w:t>Esther 4.11</w:t>
+      </w:r>
+    </w:p>
+    <w:p>
+      <w:pPr>
+        <w:pStyle w:val="ListBullet"/>
+        <w:spacing w:line="240" w:lineRule="auto"/>
+        <w:ind w:left="720"/>
+      </w:pPr>
+      <w:r>
+        <w:rPr>
+          <w:lang w:val="fr_FR" w:bidi="fr_FR"/>
+        </w:rPr>
+      </w:r>
+      <w:r>
+        <w:rPr>
+          <w:lang w:val="fr_FR" w:bidi="fr_FR"/>
+        </w:rPr>
+        <w:t>Genèse 49.10</w:t>
+      </w:r>
+    </w:p>
+    <w:p>
+      <w:pPr>
+        <w:pStyle w:val="ListBullet"/>
+        <w:spacing w:line="240" w:lineRule="auto"/>
+        <w:ind w:left="720"/>
+      </w:pPr>
+      <w:r>
+        <w:rPr>
+          <w:lang w:val="fr_FR" w:bidi="fr_FR"/>
+        </w:rPr>
+      </w:r>
+      <w:r>
+        <w:rPr>
+          <w:lang w:val="fr_FR" w:bidi="fr_FR"/>
+        </w:rPr>
+        <w:t>Hébreux 1.8</w:t>
+      </w:r>
+    </w:p>
+    <w:p>
+      <w:pPr>
+        <w:pStyle w:val="ListBullet"/>
+        <w:spacing w:line="240" w:lineRule="auto"/>
+        <w:ind w:left="720"/>
+      </w:pPr>
+      <w:r>
+        <w:rPr>
+          <w:lang w:val="fr_FR" w:bidi="fr_FR"/>
+        </w:rPr>
+      </w:r>
+      <w:r>
+        <w:rPr>
+          <w:lang w:val="fr_FR" w:bidi="fr_FR"/>
+        </w:rPr>
+        <w:t>Nombres 21.18</w:t>
+      </w:r>
+    </w:p>
+    <w:p>
+      <w:pPr>
+        <w:pStyle w:val="ListBullet"/>
+        <w:spacing w:line="240" w:lineRule="auto"/>
+        <w:ind w:left="720"/>
+      </w:pPr>
+      <w:r>
+        <w:rPr>
+          <w:lang w:val="fr_FR" w:bidi="fr_FR"/>
+        </w:rPr>
+      </w:r>
+      <w:r>
+        <w:rPr>
+          <w:lang w:val="fr_FR" w:bidi="fr_FR"/>
+        </w:rPr>
+        <w:t>Psaumes 45.7</w:t>
+      </w:r>
     </w:p>
     <w:p>
       <w:pPr>
@@ -10095,378 +10023,282 @@
           <w:lang w:val="fr_FR" w:bidi="fr_FR"/>
         </w:rPr>
       </w:r>
-      <w:hyperlink r:id="rId25">
-        <w:r>
-          <w:rPr>
-            <w:lang w:val="fr_FR" w:bidi="fr_FR"/>
-          </w:rPr>
-          <w:rPr>
-            <w:color w:val="0000EE"/>
-            <w:u w:val="single"/>
-          </w:rPr>
-          <w:t>Genèse 21.23</w:t>
-        </w:r>
-      </w:hyperlink>
-    </w:p>
-    <w:p>
-      <w:pPr>
-        <w:pStyle w:val="ListBullet"/>
-        <w:spacing w:line="240" w:lineRule="auto"/>
-        <w:ind w:left="720"/>
-      </w:pPr>
-      <w:r>
-        <w:rPr>
-          <w:lang w:val="fr_FR" w:bidi="fr_FR"/>
-        </w:rPr>
-      </w:r>
-      <w:hyperlink r:id="rId26">
-        <w:r>
-          <w:rPr>
-            <w:lang w:val="fr_FR" w:bidi="fr_FR"/>
-          </w:rPr>
-          <w:rPr>
-            <w:color w:val="0000EE"/>
-            <w:u w:val="single"/>
-          </w:rPr>
-          <w:t>Genèse 24.3</w:t>
-        </w:r>
-      </w:hyperlink>
-    </w:p>
-    <w:p>
-      <w:pPr>
-        <w:pStyle w:val="ListBullet"/>
-        <w:spacing w:line="240" w:lineRule="auto"/>
-        <w:ind w:left="720"/>
-      </w:pPr>
-      <w:r>
-        <w:rPr>
-          <w:lang w:val="fr_FR" w:bidi="fr_FR"/>
-        </w:rPr>
-      </w:r>
-      <w:hyperlink r:id="rId27">
-        <w:r>
-          <w:rPr>
-            <w:lang w:val="fr_FR" w:bidi="fr_FR"/>
-          </w:rPr>
-          <w:rPr>
-            <w:color w:val="0000EE"/>
-            <w:u w:val="single"/>
-          </w:rPr>
-          <w:t>Genèse 31.51–53</w:t>
-        </w:r>
-      </w:hyperlink>
-    </w:p>
-    <w:p>
-      <w:pPr>
-        <w:pStyle w:val="ListBullet"/>
-        <w:spacing w:line="240" w:lineRule="auto"/>
-        <w:ind w:left="720"/>
-      </w:pPr>
-      <w:r>
-        <w:rPr>
-          <w:lang w:val="fr_FR" w:bidi="fr_FR"/>
-        </w:rPr>
-      </w:r>
-      <w:hyperlink r:id="rId28">
-        <w:r>
-          <w:rPr>
-            <w:lang w:val="fr_FR" w:bidi="fr_FR"/>
-          </w:rPr>
-          <w:rPr>
-            <w:color w:val="0000EE"/>
-            <w:u w:val="single"/>
-          </w:rPr>
-          <w:t>Genèse 47.31</w:t>
-        </w:r>
-      </w:hyperlink>
-    </w:p>
-    <w:p>
-      <w:pPr>
-        <w:pStyle w:val="ListBullet"/>
-        <w:spacing w:line="240" w:lineRule="auto"/>
-        <w:ind w:left="720"/>
-      </w:pPr>
-      <w:r>
-        <w:rPr>
-          <w:lang w:val="fr_FR" w:bidi="fr_FR"/>
-        </w:rPr>
-      </w:r>
-      <w:hyperlink r:id="rId29">
-        <w:r>
-          <w:rPr>
-            <w:lang w:val="fr_FR" w:bidi="fr_FR"/>
-          </w:rPr>
-          <w:rPr>
-            <w:color w:val="0000EE"/>
-            <w:u w:val="single"/>
-          </w:rPr>
-          <w:t>Luc 1.73</w:t>
-        </w:r>
-      </w:hyperlink>
-    </w:p>
-    <w:p>
-      <w:pPr>
-        <w:pStyle w:val="ListBullet"/>
-        <w:spacing w:line="240" w:lineRule="auto"/>
-        <w:ind w:left="720"/>
-      </w:pPr>
-      <w:r>
-        <w:rPr>
-          <w:lang w:val="fr_FR" w:bidi="fr_FR"/>
-        </w:rPr>
-      </w:r>
-      <w:hyperlink r:id="rId30">
-        <w:r>
-          <w:rPr>
-            <w:lang w:val="fr_FR" w:bidi="fr_FR"/>
-          </w:rPr>
-          <w:rPr>
-            <w:color w:val="0000EE"/>
-            <w:u w:val="single"/>
-          </w:rPr>
-          <w:t>Marc 6.26</w:t>
-        </w:r>
-      </w:hyperlink>
-    </w:p>
-    <w:p>
-      <w:pPr>
-        <w:pStyle w:val="ListBullet"/>
-        <w:spacing w:line="240" w:lineRule="auto"/>
-        <w:ind w:left="720"/>
-      </w:pPr>
-      <w:r>
-        <w:rPr>
-          <w:lang w:val="fr_FR" w:bidi="fr_FR"/>
-        </w:rPr>
-      </w:r>
-      <w:hyperlink r:id="rId31">
-        <w:r>
-          <w:rPr>
-            <w:lang w:val="fr_FR" w:bidi="fr_FR"/>
-          </w:rPr>
-          <w:rPr>
-            <w:color w:val="0000EE"/>
-            <w:u w:val="single"/>
-          </w:rPr>
-          <w:t>Matthieu 5.36</w:t>
-        </w:r>
-      </w:hyperlink>
-    </w:p>
-    <w:p>
-      <w:pPr>
-        <w:pStyle w:val="ListBullet"/>
-        <w:spacing w:line="240" w:lineRule="auto"/>
-        <w:ind w:left="720"/>
-      </w:pPr>
-      <w:r>
-        <w:rPr>
-          <w:lang w:val="fr_FR" w:bidi="fr_FR"/>
-        </w:rPr>
-      </w:r>
-      <w:hyperlink r:id="rId32">
-        <w:r>
-          <w:rPr>
-            <w:lang w:val="fr_FR" w:bidi="fr_FR"/>
-          </w:rPr>
-          <w:rPr>
-            <w:color w:val="0000EE"/>
-            <w:u w:val="single"/>
-          </w:rPr>
-          <w:t>Matthieu 14.6–7</w:t>
-        </w:r>
-      </w:hyperlink>
-    </w:p>
-    <w:p>
-      <w:pPr>
-        <w:pStyle w:val="ListBullet"/>
-        <w:spacing w:line="240" w:lineRule="auto"/>
-        <w:ind w:left="720"/>
-      </w:pPr>
-      <w:r>
-        <w:rPr>
-          <w:lang w:val="fr_FR" w:bidi="fr_FR"/>
-        </w:rPr>
-      </w:r>
-      <w:hyperlink r:id="rId33">
-        <w:r>
-          <w:rPr>
-            <w:lang w:val="fr_FR" w:bidi="fr_FR"/>
-          </w:rPr>
-          <w:rPr>
-            <w:color w:val="0000EE"/>
-            <w:u w:val="single"/>
-          </w:rPr>
-          <w:t>Matthieu 26.72</w:t>
-        </w:r>
-      </w:hyperlink>
-    </w:p>
-    <w:p>
-      <w:pPr>
-        <w:pStyle w:val="ListBullet"/>
-        <w:spacing w:line="240" w:lineRule="auto"/>
-        <w:ind w:left="720"/>
-      </w:pPr>
-      <w:r>
-        <w:rPr>
-          <w:lang w:val="fr_FR" w:bidi="fr_FR"/>
-        </w:rPr>
-      </w:r>
-      <w:hyperlink r:id="rId34">
-        <w:r>
-          <w:rPr>
-            <w:lang w:val="fr_FR" w:bidi="fr_FR"/>
-          </w:rPr>
-          <w:rPr>
-            <w:color w:val="0000EE"/>
-            <w:u w:val="single"/>
-          </w:rPr>
-          <w:t>1 Corinthiens 7.27–28</w:t>
-        </w:r>
-      </w:hyperlink>
-    </w:p>
-    <w:p>
-      <w:pPr>
-        <w:pStyle w:val="ListBullet"/>
-        <w:spacing w:line="240" w:lineRule="auto"/>
-        <w:ind w:left="720"/>
-      </w:pPr>
-      <w:r>
-        <w:rPr>
-          <w:lang w:val="fr_FR" w:bidi="fr_FR"/>
-        </w:rPr>
-      </w:r>
-      <w:hyperlink r:id="rId35">
-        <w:r>
-          <w:rPr>
-            <w:lang w:val="fr_FR" w:bidi="fr_FR"/>
-          </w:rPr>
-          <w:rPr>
-            <w:color w:val="0000EE"/>
-            <w:u w:val="single"/>
-          </w:rPr>
-          <w:t>Actes 21.23</w:t>
-        </w:r>
-      </w:hyperlink>
-    </w:p>
-    <w:p>
-      <w:pPr>
-        <w:pStyle w:val="ListBullet"/>
-        <w:spacing w:line="240" w:lineRule="auto"/>
-        <w:ind w:left="720"/>
-      </w:pPr>
-      <w:r>
-        <w:rPr>
-          <w:lang w:val="fr_FR" w:bidi="fr_FR"/>
-        </w:rPr>
-      </w:r>
-      <w:hyperlink r:id="rId36">
-        <w:r>
-          <w:rPr>
-            <w:lang w:val="fr_FR" w:bidi="fr_FR"/>
-          </w:rPr>
-          <w:rPr>
-            <w:color w:val="0000EE"/>
-            <w:u w:val="single"/>
-          </w:rPr>
-          <w:t>Genèse 28.21</w:t>
-        </w:r>
-      </w:hyperlink>
-    </w:p>
-    <w:p>
-      <w:pPr>
-        <w:pStyle w:val="ListBullet"/>
-        <w:spacing w:line="240" w:lineRule="auto"/>
-        <w:ind w:left="720"/>
-      </w:pPr>
-      <w:r>
-        <w:rPr>
-          <w:lang w:val="fr_FR" w:bidi="fr_FR"/>
-        </w:rPr>
-      </w:r>
-      <w:hyperlink r:id="rId37">
-        <w:r>
-          <w:rPr>
-            <w:lang w:val="fr_FR" w:bidi="fr_FR"/>
-          </w:rPr>
-          <w:rPr>
-            <w:color w:val="0000EE"/>
-            <w:u w:val="single"/>
-          </w:rPr>
-          <w:t>Genèse 31.12–13</w:t>
-        </w:r>
-      </w:hyperlink>
-    </w:p>
-    <w:p>
-      <w:pPr>
-        <w:pStyle w:val="ListBullet"/>
-        <w:spacing w:line="240" w:lineRule="auto"/>
-        <w:ind w:left="720"/>
-      </w:pPr>
-      <w:r>
-        <w:rPr>
-          <w:lang w:val="fr_FR" w:bidi="fr_FR"/>
-        </w:rPr>
-      </w:r>
-      <w:hyperlink r:id="rId38">
-        <w:r>
-          <w:rPr>
-            <w:lang w:val="fr_FR" w:bidi="fr_FR"/>
-          </w:rPr>
-          <w:rPr>
-            <w:color w:val="0000EE"/>
-            <w:u w:val="single"/>
-          </w:rPr>
-          <w:t>Jonas 1.14–16</w:t>
-        </w:r>
-      </w:hyperlink>
-    </w:p>
-    <w:p>
-      <w:pPr>
-        <w:pStyle w:val="ListBullet"/>
-        <w:spacing w:line="240" w:lineRule="auto"/>
-        <w:ind w:left="720"/>
-      </w:pPr>
-      <w:r>
-        <w:rPr>
-          <w:lang w:val="fr_FR" w:bidi="fr_FR"/>
-        </w:rPr>
-      </w:r>
-      <w:hyperlink r:id="rId39">
-        <w:r>
-          <w:rPr>
-            <w:lang w:val="fr_FR" w:bidi="fr_FR"/>
-          </w:rPr>
-          <w:rPr>
-            <w:color w:val="0000EE"/>
-            <w:u w:val="single"/>
-          </w:rPr>
-          <w:t>Jonas 2.9–10</w:t>
-        </w:r>
-      </w:hyperlink>
-    </w:p>
-    <w:p>
-      <w:pPr>
-        <w:pStyle w:val="ListBullet"/>
-        <w:spacing w:line="240" w:lineRule="auto"/>
-        <w:ind w:left="720"/>
-      </w:pPr>
-      <w:r>
-        <w:rPr>
-          <w:lang w:val="fr_FR" w:bidi="fr_FR"/>
-        </w:rPr>
-      </w:r>
-      <w:hyperlink r:id="rId40">
-        <w:r>
-          <w:rPr>
-            <w:lang w:val="fr_FR" w:bidi="fr_FR"/>
-          </w:rPr>
-          <w:rPr>
-            <w:color w:val="0000EE"/>
-            <w:u w:val="single"/>
-          </w:rPr>
-          <w:t>Proverbes 7.14</w:t>
-        </w:r>
-      </w:hyperlink>
+      <w:r>
+        <w:rPr>
+          <w:lang w:val="fr_FR" w:bidi="fr_FR"/>
+        </w:rPr>
+        <w:t>Genèse 21.23</w:t>
+      </w:r>
+    </w:p>
+    <w:p>
+      <w:pPr>
+        <w:pStyle w:val="ListBullet"/>
+        <w:spacing w:line="240" w:lineRule="auto"/>
+        <w:ind w:left="720"/>
+      </w:pPr>
+      <w:r>
+        <w:rPr>
+          <w:lang w:val="fr_FR" w:bidi="fr_FR"/>
+        </w:rPr>
+      </w:r>
+      <w:r>
+        <w:rPr>
+          <w:lang w:val="fr_FR" w:bidi="fr_FR"/>
+        </w:rPr>
+        <w:t>Genèse 24.3</w:t>
+      </w:r>
+    </w:p>
+    <w:p>
+      <w:pPr>
+        <w:pStyle w:val="ListBullet"/>
+        <w:spacing w:line="240" w:lineRule="auto"/>
+        <w:ind w:left="720"/>
+      </w:pPr>
+      <w:r>
+        <w:rPr>
+          <w:lang w:val="fr_FR" w:bidi="fr_FR"/>
+        </w:rPr>
+      </w:r>
+      <w:r>
+        <w:rPr>
+          <w:lang w:val="fr_FR" w:bidi="fr_FR"/>
+        </w:rPr>
+        <w:t>Genèse 31.51–53</w:t>
+      </w:r>
+    </w:p>
+    <w:p>
+      <w:pPr>
+        <w:pStyle w:val="ListBullet"/>
+        <w:spacing w:line="240" w:lineRule="auto"/>
+        <w:ind w:left="720"/>
+      </w:pPr>
+      <w:r>
+        <w:rPr>
+          <w:lang w:val="fr_FR" w:bidi="fr_FR"/>
+        </w:rPr>
+      </w:r>
+      <w:r>
+        <w:rPr>
+          <w:lang w:val="fr_FR" w:bidi="fr_FR"/>
+        </w:rPr>
+        <w:t>Genèse 47.31</w:t>
+      </w:r>
+    </w:p>
+    <w:p>
+      <w:pPr>
+        <w:pStyle w:val="ListBullet"/>
+        <w:spacing w:line="240" w:lineRule="auto"/>
+        <w:ind w:left="720"/>
+      </w:pPr>
+      <w:r>
+        <w:rPr>
+          <w:lang w:val="fr_FR" w:bidi="fr_FR"/>
+        </w:rPr>
+      </w:r>
+      <w:r>
+        <w:rPr>
+          <w:lang w:val="fr_FR" w:bidi="fr_FR"/>
+        </w:rPr>
+        <w:t>Luc 1.73</w:t>
+      </w:r>
+    </w:p>
+    <w:p>
+      <w:pPr>
+        <w:pStyle w:val="ListBullet"/>
+        <w:spacing w:line="240" w:lineRule="auto"/>
+        <w:ind w:left="720"/>
+      </w:pPr>
+      <w:r>
+        <w:rPr>
+          <w:lang w:val="fr_FR" w:bidi="fr_FR"/>
+        </w:rPr>
+      </w:r>
+      <w:r>
+        <w:rPr>
+          <w:lang w:val="fr_FR" w:bidi="fr_FR"/>
+        </w:rPr>
+        <w:t>Marc 6.26</w:t>
+      </w:r>
+    </w:p>
+    <w:p>
+      <w:pPr>
+        <w:pStyle w:val="ListBullet"/>
+        <w:spacing w:line="240" w:lineRule="auto"/>
+        <w:ind w:left="720"/>
+      </w:pPr>
+      <w:r>
+        <w:rPr>
+          <w:lang w:val="fr_FR" w:bidi="fr_FR"/>
+        </w:rPr>
+      </w:r>
+      <w:r>
+        <w:rPr>
+          <w:lang w:val="fr_FR" w:bidi="fr_FR"/>
+        </w:rPr>
+        <w:t>Matthieu 5.36</w:t>
+      </w:r>
+    </w:p>
+    <w:p>
+      <w:pPr>
+        <w:pStyle w:val="ListBullet"/>
+        <w:spacing w:line="240" w:lineRule="auto"/>
+        <w:ind w:left="720"/>
+      </w:pPr>
+      <w:r>
+        <w:rPr>
+          <w:lang w:val="fr_FR" w:bidi="fr_FR"/>
+        </w:rPr>
+      </w:r>
+      <w:r>
+        <w:rPr>
+          <w:lang w:val="fr_FR" w:bidi="fr_FR"/>
+        </w:rPr>
+        <w:t>Matthieu 14.6–7</w:t>
+      </w:r>
+    </w:p>
+    <w:p>
+      <w:pPr>
+        <w:pStyle w:val="ListBullet"/>
+        <w:spacing w:line="240" w:lineRule="auto"/>
+        <w:ind w:left="720"/>
+      </w:pPr>
+      <w:r>
+        <w:rPr>
+          <w:lang w:val="fr_FR" w:bidi="fr_FR"/>
+        </w:rPr>
+      </w:r>
+      <w:r>
+        <w:rPr>
+          <w:lang w:val="fr_FR" w:bidi="fr_FR"/>
+        </w:rPr>
+        <w:t>Matthieu 26.72</w:t>
+      </w:r>
+    </w:p>
+    <w:p>
+      <w:pPr>
+        <w:pStyle w:val="ListBullet"/>
+        <w:spacing w:line="240" w:lineRule="auto"/>
+        <w:ind w:left="720"/>
+      </w:pPr>
+      <w:r>
+        <w:rPr>
+          <w:lang w:val="fr_FR" w:bidi="fr_FR"/>
+        </w:rPr>
+      </w:r>
+      <w:r>
+        <w:rPr>
+          <w:lang w:val="fr_FR" w:bidi="fr_FR"/>
+        </w:rPr>
+        <w:t>1 Corinthiens 7.27–28</w:t>
+      </w:r>
+    </w:p>
+    <w:p>
+      <w:pPr>
+        <w:pStyle w:val="ListBullet"/>
+        <w:spacing w:line="240" w:lineRule="auto"/>
+        <w:ind w:left="720"/>
+      </w:pPr>
+      <w:r>
+        <w:rPr>
+          <w:lang w:val="fr_FR" w:bidi="fr_FR"/>
+        </w:rPr>
+      </w:r>
+      <w:r>
+        <w:rPr>
+          <w:lang w:val="fr_FR" w:bidi="fr_FR"/>
+        </w:rPr>
+        <w:t>Actes 21.23</w:t>
+      </w:r>
+    </w:p>
+    <w:p>
+      <w:pPr>
+        <w:pStyle w:val="ListBullet"/>
+        <w:spacing w:line="240" w:lineRule="auto"/>
+        <w:ind w:left="720"/>
+      </w:pPr>
+      <w:r>
+        <w:rPr>
+          <w:lang w:val="fr_FR" w:bidi="fr_FR"/>
+        </w:rPr>
+      </w:r>
+      <w:r>
+        <w:rPr>
+          <w:lang w:val="fr_FR" w:bidi="fr_FR"/>
+        </w:rPr>
+        <w:t>Genèse 28.21</w:t>
+      </w:r>
+    </w:p>
+    <w:p>
+      <w:pPr>
+        <w:pStyle w:val="ListBullet"/>
+        <w:spacing w:line="240" w:lineRule="auto"/>
+        <w:ind w:left="720"/>
+      </w:pPr>
+      <w:r>
+        <w:rPr>
+          <w:lang w:val="fr_FR" w:bidi="fr_FR"/>
+        </w:rPr>
+      </w:r>
+      <w:r>
+        <w:rPr>
+          <w:lang w:val="fr_FR" w:bidi="fr_FR"/>
+        </w:rPr>
+        <w:t>Genèse 31.12–13</w:t>
+      </w:r>
+    </w:p>
+    <w:p>
+      <w:pPr>
+        <w:pStyle w:val="ListBullet"/>
+        <w:spacing w:line="240" w:lineRule="auto"/>
+        <w:ind w:left="720"/>
+      </w:pPr>
+      <w:r>
+        <w:rPr>
+          <w:lang w:val="fr_FR" w:bidi="fr_FR"/>
+        </w:rPr>
+      </w:r>
+      <w:r>
+        <w:rPr>
+          <w:lang w:val="fr_FR" w:bidi="fr_FR"/>
+        </w:rPr>
+        <w:t>Jonas 1.14–16</w:t>
+      </w:r>
+    </w:p>
+    <w:p>
+      <w:pPr>
+        <w:pStyle w:val="ListBullet"/>
+        <w:spacing w:line="240" w:lineRule="auto"/>
+        <w:ind w:left="720"/>
+      </w:pPr>
+      <w:r>
+        <w:rPr>
+          <w:lang w:val="fr_FR" w:bidi="fr_FR"/>
+        </w:rPr>
+      </w:r>
+      <w:r>
+        <w:rPr>
+          <w:lang w:val="fr_FR" w:bidi="fr_FR"/>
+        </w:rPr>
+        <w:t>Jonas 2.9–10</w:t>
+      </w:r>
+    </w:p>
+    <w:p>
+      <w:pPr>
+        <w:pStyle w:val="ListBullet"/>
+        <w:spacing w:line="240" w:lineRule="auto"/>
+        <w:ind w:left="720"/>
+      </w:pPr>
+      <w:r>
+        <w:rPr>
+          <w:lang w:val="fr_FR" w:bidi="fr_FR"/>
+        </w:rPr>
+      </w:r>
+      <w:r>
+        <w:rPr>
+          <w:lang w:val="fr_FR" w:bidi="fr_FR"/>
+        </w:rPr>
+        <w:t>Proverbes 7.14</w:t>
+      </w:r>
     </w:p>
     <w:p>
       <w:pPr>
@@ -14416,18 +14248,12 @@
         </w:rPr>
         <w:t xml:space="preserve">Le tirage au sort par un sacrificateur était parfois utilisé par les Israélites dans des contextes spécifiques pour connaître la volonté de Dieu (par exemple, pour choisir le bouc à sacrifier à Dieu au Jour des Expiations, voir </w:t>
       </w:r>
-      <w:hyperlink r:id="rId41">
-        <w:r>
-          <w:rPr>
-            <w:lang w:val="fr_FR" w:bidi="fr_FR"/>
-          </w:rPr>
-          <w:rPr>
-            <w:color w:val="0000EE"/>
-            <w:u w:val="single"/>
-          </w:rPr>
-          <w:t>Lévitique 16.8–10</w:t>
-        </w:r>
-      </w:hyperlink>
+      <w:r>
+        <w:rPr>
+          <w:lang w:val="fr_FR" w:bidi="fr_FR"/>
+        </w:rPr>
+        <w:t>Lévitique 16.8–10</w:t>
+      </w:r>
       <w:r>
         <w:rPr>
           <w:lang w:val="fr_FR" w:bidi="fr_FR"/>
@@ -14452,18 +14278,12 @@
         </w:rPr>
         <w:t xml:space="preserve">Dans le Nouveau Testament, il était utilisé pour déterminer quel sacrificateur exécuterait une fonction spécifique à un moment donné dans le Temple (voir l'exemple de Zacharie dans </w:t>
       </w:r>
-      <w:hyperlink r:id="rId42">
-        <w:r>
-          <w:rPr>
-            <w:lang w:val="fr_FR" w:bidi="fr_FR"/>
-          </w:rPr>
-          <w:rPr>
-            <w:color w:val="0000EE"/>
-            <w:u w:val="single"/>
-          </w:rPr>
-          <w:t>Luc 1.8–10)</w:t>
-        </w:r>
-      </w:hyperlink>
+      <w:r>
+        <w:rPr>
+          <w:lang w:val="fr_FR" w:bidi="fr_FR"/>
+        </w:rPr>
+        <w:t>Luc 1.8–10)</w:t>
+      </w:r>
       <w:r>
         <w:rPr>
           <w:lang w:val="fr_FR" w:bidi="fr_FR"/>
@@ -14488,36 +14308,24 @@
         </w:rPr>
         <w:t xml:space="preserve">Le tirage au sort était aussi utilisé dans des contextes païens (par exemple, par les marins quand ils sont en danger à cause de la tempête, voir </w:t>
       </w:r>
-      <w:hyperlink r:id="rId43">
-        <w:r>
-          <w:rPr>
-            <w:lang w:val="fr_FR" w:bidi="fr_FR"/>
-          </w:rPr>
-          <w:rPr>
-            <w:color w:val="0000EE"/>
-            <w:u w:val="single"/>
-          </w:rPr>
-          <w:t>Jonas 1.7</w:t>
-        </w:r>
-      </w:hyperlink>
+      <w:r>
+        <w:rPr>
+          <w:lang w:val="fr_FR" w:bidi="fr_FR"/>
+        </w:rPr>
+        <w:t>Jonas 1.7</w:t>
+      </w:r>
       <w:r>
         <w:rPr>
           <w:lang w:val="fr_FR" w:bidi="fr_FR"/>
         </w:rPr>
         <w:t xml:space="preserve">). Les soldats qui ont crucifié Jésus ont tiré au sort pour savoir qui garderait sa tunique (voir </w:t>
       </w:r>
-      <w:hyperlink r:id="rId44">
-        <w:r>
-          <w:rPr>
-            <w:lang w:val="fr_FR" w:bidi="fr_FR"/>
-          </w:rPr>
-          <w:rPr>
-            <w:color w:val="0000EE"/>
-            <w:u w:val="single"/>
-          </w:rPr>
-          <w:t>Luc 23.34</w:t>
-        </w:r>
-      </w:hyperlink>
+      <w:r>
+        <w:rPr>
+          <w:lang w:val="fr_FR" w:bidi="fr_FR"/>
+        </w:rPr>
+        <w:t>Luc 23.34</w:t>
+      </w:r>
       <w:r>
         <w:rPr>
           <w:lang w:val="fr_FR" w:bidi="fr_FR"/>
@@ -14681,138 +14489,102 @@
           <w:lang w:val="fr_FR" w:bidi="fr_FR"/>
         </w:rPr>
       </w:r>
-      <w:hyperlink r:id="rId43">
-        <w:r>
-          <w:rPr>
-            <w:lang w:val="fr_FR" w:bidi="fr_FR"/>
-          </w:rPr>
-          <w:rPr>
-            <w:color w:val="0000EE"/>
-            <w:u w:val="single"/>
-          </w:rPr>
-          <w:t>Jonas 1.7</w:t>
-        </w:r>
-      </w:hyperlink>
-    </w:p>
-    <w:p>
-      <w:pPr>
-        <w:pStyle w:val="ListBullet"/>
-        <w:spacing w:line="240" w:lineRule="auto"/>
-        <w:ind w:left="720"/>
-      </w:pPr>
-      <w:r>
-        <w:rPr>
-          <w:lang w:val="fr_FR" w:bidi="fr_FR"/>
-        </w:rPr>
-      </w:r>
-      <w:hyperlink r:id="rId42">
-        <w:r>
-          <w:rPr>
-            <w:lang w:val="fr_FR" w:bidi="fr_FR"/>
-          </w:rPr>
-          <w:rPr>
-            <w:color w:val="0000EE"/>
-            <w:u w:val="single"/>
-          </w:rPr>
-          <w:t>Luc 1.8–10</w:t>
-        </w:r>
-      </w:hyperlink>
-    </w:p>
-    <w:p>
-      <w:pPr>
-        <w:pStyle w:val="ListBullet"/>
-        <w:spacing w:line="240" w:lineRule="auto"/>
-        <w:ind w:left="720"/>
-      </w:pPr>
-      <w:r>
-        <w:rPr>
-          <w:lang w:val="fr_FR" w:bidi="fr_FR"/>
-        </w:rPr>
-      </w:r>
-      <w:hyperlink r:id="rId44">
-        <w:r>
-          <w:rPr>
-            <w:lang w:val="fr_FR" w:bidi="fr_FR"/>
-          </w:rPr>
-          <w:rPr>
-            <w:color w:val="0000EE"/>
-            <w:u w:val="single"/>
-          </w:rPr>
-          <w:t>Luc 23.34</w:t>
-        </w:r>
-      </w:hyperlink>
-    </w:p>
-    <w:p>
-      <w:pPr>
-        <w:pStyle w:val="ListBullet"/>
-        <w:spacing w:line="240" w:lineRule="auto"/>
-        <w:ind w:left="720"/>
-      </w:pPr>
-      <w:r>
-        <w:rPr>
-          <w:lang w:val="fr_FR" w:bidi="fr_FR"/>
-        </w:rPr>
-      </w:r>
-      <w:hyperlink r:id="rId45">
-        <w:r>
-          <w:rPr>
-            <w:lang w:val="fr_FR" w:bidi="fr_FR"/>
-          </w:rPr>
-          <w:rPr>
-            <w:color w:val="0000EE"/>
-            <w:u w:val="single"/>
-          </w:rPr>
-          <w:t>Marc 15.22</w:t>
-        </w:r>
-      </w:hyperlink>
-    </w:p>
-    <w:p>
-      <w:pPr>
-        <w:pStyle w:val="ListBullet"/>
-        <w:spacing w:line="240" w:lineRule="auto"/>
-        <w:ind w:left="720"/>
-      </w:pPr>
-      <w:r>
-        <w:rPr>
-          <w:lang w:val="fr_FR" w:bidi="fr_FR"/>
-        </w:rPr>
-      </w:r>
-      <w:hyperlink r:id="rId46">
-        <w:r>
-          <w:rPr>
-            <w:lang w:val="fr_FR" w:bidi="fr_FR"/>
-          </w:rPr>
-          <w:rPr>
-            <w:color w:val="0000EE"/>
-            <w:u w:val="single"/>
-          </w:rPr>
-          <w:t>Matthieu 27.35–37</w:t>
-        </w:r>
-      </w:hyperlink>
-    </w:p>
-    <w:p>
-      <w:pPr>
-        <w:pStyle w:val="ListBullet"/>
-        <w:spacing w:line="240" w:lineRule="auto"/>
-        <w:ind w:left="720"/>
-      </w:pPr>
-      <w:r>
-        <w:rPr>
-          <w:lang w:val="fr_FR" w:bidi="fr_FR"/>
-        </w:rPr>
-      </w:r>
-      <w:hyperlink r:id="rId47">
-        <w:r>
-          <w:rPr>
-            <w:lang w:val="fr_FR" w:bidi="fr_FR"/>
-          </w:rPr>
-          <w:rPr>
-            <w:color w:val="0000EE"/>
-            <w:u w:val="single"/>
-          </w:rPr>
-          <w:t>Psaume 22.18–19</w:t>
-        </w:r>
-      </w:hyperlink>
+      <w:r>
+        <w:rPr>
+          <w:lang w:val="fr_FR" w:bidi="fr_FR"/>
+        </w:rPr>
+        <w:t>Jonas 1.7</w:t>
+      </w:r>
+    </w:p>
+    <w:p>
+      <w:pPr>
+        <w:pStyle w:val="ListBullet"/>
+        <w:spacing w:line="240" w:lineRule="auto"/>
+        <w:ind w:left="720"/>
+      </w:pPr>
+      <w:r>
+        <w:rPr>
+          <w:lang w:val="fr_FR" w:bidi="fr_FR"/>
+        </w:rPr>
+      </w:r>
+      <w:r>
+        <w:rPr>
+          <w:lang w:val="fr_FR" w:bidi="fr_FR"/>
+        </w:rPr>
+        <w:t>Luc 1.8–10</w:t>
+      </w:r>
+    </w:p>
+    <w:p>
+      <w:pPr>
+        <w:pStyle w:val="ListBullet"/>
+        <w:spacing w:line="240" w:lineRule="auto"/>
+        <w:ind w:left="720"/>
+      </w:pPr>
+      <w:r>
+        <w:rPr>
+          <w:lang w:val="fr_FR" w:bidi="fr_FR"/>
+        </w:rPr>
+      </w:r>
+      <w:r>
+        <w:rPr>
+          <w:lang w:val="fr_FR" w:bidi="fr_FR"/>
+        </w:rPr>
+        <w:t>Luc 23.34</w:t>
+      </w:r>
+    </w:p>
+    <w:p>
+      <w:pPr>
+        <w:pStyle w:val="ListBullet"/>
+        <w:spacing w:line="240" w:lineRule="auto"/>
+        <w:ind w:left="720"/>
+      </w:pPr>
+      <w:r>
+        <w:rPr>
+          <w:lang w:val="fr_FR" w:bidi="fr_FR"/>
+        </w:rPr>
+      </w:r>
+      <w:r>
+        <w:rPr>
+          <w:lang w:val="fr_FR" w:bidi="fr_FR"/>
+        </w:rPr>
+        <w:t>Marc 15.22</w:t>
+      </w:r>
+    </w:p>
+    <w:p>
+      <w:pPr>
+        <w:pStyle w:val="ListBullet"/>
+        <w:spacing w:line="240" w:lineRule="auto"/>
+        <w:ind w:left="720"/>
+      </w:pPr>
+      <w:r>
+        <w:rPr>
+          <w:lang w:val="fr_FR" w:bidi="fr_FR"/>
+        </w:rPr>
+      </w:r>
+      <w:r>
+        <w:rPr>
+          <w:lang w:val="fr_FR" w:bidi="fr_FR"/>
+        </w:rPr>
+        <w:t>Matthieu 27.35–37</w:t>
+      </w:r>
+    </w:p>
+    <w:p>
+      <w:pPr>
+        <w:pStyle w:val="ListBullet"/>
+        <w:spacing w:line="240" w:lineRule="auto"/>
+        <w:ind w:left="720"/>
+      </w:pPr>
+      <w:r>
+        <w:rPr>
+          <w:lang w:val="fr_FR" w:bidi="fr_FR"/>
+        </w:rPr>
+      </w:r>
+      <w:r>
+        <w:rPr>
+          <w:lang w:val="fr_FR" w:bidi="fr_FR"/>
+        </w:rPr>
+        <w:t>Psaume 22.18–19</w:t>
+      </w:r>
     </w:p>
     <w:p>
       <w:pPr>
